--- a/portal/public/downloads/FACILITATOR-RUNBOOK-v5-PUBLIC-KIT.docx
+++ b/portal/public/downloads/FACILITATOR-RUNBOOK-v5-PUBLIC-KIT.docx
@@ -44,7 +44,7 @@
           <w:color w:val="5D7469"/>
           <w:sz w:val="24"/>
         </w:rPr>
-        <w:t>Beginner deck v11 + optional advanced clinic v3</w:t>
+        <w:t>Beginner deck v12 + optional advanced clinic v4</w:t>
       </w:r>
     </w:p>
     <w:tbl>
@@ -293,7 +293,7 @@
                 <w:color w:val="173428"/>
                 <w:sz w:val="17"/>
               </w:rPr>
-              <w:t>PUBLIC v1.1 KIT</w:t>
+              <w:t>PUBLIC v1.2 KIT</w:t>
             </w:r>
           </w:p>
         </w:tc>
@@ -572,7 +572,7 @@
           <w:color w:val="173428"/>
           <w:sz w:val="19"/>
         </w:rPr>
-        <w:t>[  ]  Deck v11 opens in presentation mode and all links work.</w:t>
+        <w:t>[  ]  Deck v12 opens in presentation mode and all links work.</w:t>
       </w:r>
     </w:p>
     <w:p>
@@ -589,7 +589,7 @@
           <w:color w:val="173428"/>
           <w:sz w:val="19"/>
         </w:rPr>
-        <w:t>[  ]  Public release v1.1.0 is reachable; a checksum-verified offline copy is available.</w:t>
+        <w:t>[  ]  Public release v1.2.0 is reachable; a checksum-verified offline copy is available.</w:t>
       </w:r>
     </w:p>
     <w:p>
@@ -1083,7 +1083,7 @@
                 <w:color w:val="173428"/>
                 <w:sz w:val="17"/>
               </w:rPr>
-              <w:t>Email and Drive are required. LinkedIn is optional.</w:t>
+              <w:t>Drive offers TEST 25 or FULL DRIVE INDEX; every batch is at most 25.</w:t>
             </w:r>
           </w:p>
         </w:tc>
@@ -1108,7 +1108,7 @@
                 <w:color w:val="173428"/>
                 <w:sz w:val="17"/>
               </w:rPr>
-              <w:t>Each employee can point to two separate starter folders and name both report files.</w:t>
+              <w:t>The employee can name the CSV, summary and cursor and explain the coverage result.</w:t>
             </w:r>
           </w:p>
         </w:tc>
@@ -2495,7 +2495,7 @@
         <w:color w:val="5D7469"/>
         <w:sz w:val="16"/>
       </w:rPr>
-      <w:t>Facilitator-held  ·  v1.1.0</w:t>
+      <w:t>Facilitator-held  ·  v1.2.0</w:t>
     </w:r>
   </w:p>
 </w:ftr>
